--- a/Requirements Analysis/ProblemStatementAndLitReview.docx
+++ b/Requirements Analysis/ProblemStatementAndLitReview.docx
@@ -40,13 +40,8 @@
     <w:p/>
     <w:p>
       <w:r>
+        <w:rPr/>
         <w:t xml:space="preserve"> Lit Review</w:t>
-      </w:r>
-    </w:p>
-    <w:p>
-      <w:r>
-        <w:rPr/>
-        <w:t>Domain lit review of use drones in military setting, UGV specific, exploration, scouting</w:t>
       </w:r>
     </w:p>
     <w:p>
@@ -217,7 +212,7 @@
       </w:r>
       <w:r>
         <w:rPr/>
-        <w:t xml:space="preserve">as </w:t>
+        <w:t xml:space="preserve">in many nations' militaries during </w:t>
       </w:r>
       <w:r>
         <w:rPr/>
@@ -225,15 +220,7 @@
       </w:r>
       <w:r>
         <w:rPr/>
-        <w:t xml:space="preserve"> of concept which </w:t>
-      </w:r>
-      <w:r>
-        <w:rPr/>
-        <w:t>remain</w:t>
-      </w:r>
-      <w:r>
-        <w:rPr/>
-        <w:t xml:space="preserve"> deployed but not</w:t>
+        <w:t xml:space="preserve"> of concept</w:t>
       </w:r>
       <w:r>
         <w:rPr/>
@@ -241,19 +228,88 @@
       </w:r>
       <w:r>
         <w:rPr/>
+        <w:t>deployments</w:t>
+      </w:r>
+      <w:r>
+        <w:rPr/>
+        <w:t xml:space="preserve"> but few have been</w:t>
+      </w:r>
+      <w:r>
+        <w:rPr/>
+        <w:t xml:space="preserve"> </w:t>
+      </w:r>
+      <w:r>
+        <w:rPr/>
         <w:t>selected</w:t>
       </w:r>
       <w:r>
         <w:rPr/>
+        <w:t xml:space="preserve"> for</w:t>
+      </w:r>
+      <w:r>
+        <w:rPr/>
         <w:t xml:space="preserve"> further </w:t>
       </w:r>
       <w:r>
         <w:rPr/>
-        <w:t>development</w:t>
+        <w:t>procurements</w:t>
       </w:r>
       <w:r>
         <w:rPr/>
         <w:t>.</w:t>
+      </w:r>
+    </w:p>
+    <w:p>
+      <w:pPr>
+        <w:pStyle w:val="Normal"/>
+      </w:pPr>
+      <w:r>
+        <w:rPr/>
+        <w:t>iR</w:t>
+      </w:r>
+      <w:r>
+        <w:rPr/>
+        <w:t>o</w:t>
+      </w:r>
+      <w:r>
+        <w:rPr/>
+        <w:t>bot has had some success developing and deploying UGVs to the US Army</w:t>
+      </w:r>
+      <w:r>
+        <w:rPr/>
+        <w:t>. The</w:t>
+      </w:r>
+      <w:r>
+        <w:rPr/>
+        <w:t xml:space="preserve"> US Army has about 900</w:t>
+      </w:r>
+      <w:r>
+        <w:rPr/>
+        <w:t xml:space="preserve"> </w:t>
+      </w:r>
+      <w:r>
+        <w:rPr/>
+        <w:t>P</w:t>
+      </w:r>
+      <w:r>
+        <w:rPr/>
+        <w:t>ackBot</w:t>
+      </w:r>
+      <w:r>
+        <w:rPr/>
+        <w:t xml:space="preserve"> and </w:t>
+      </w:r>
+      <w:r>
+        <w:rPr/>
+        <w:t xml:space="preserve">310s and </w:t>
+      </w:r>
+      <w:r>
+        <w:rPr/>
+        <w:t>FirstLooks</w:t>
+      </w:r>
+      <w:r>
+        <w:rPr/>
+        <w:t xml:space="preserve"> in inventory. </w:t>
       </w:r>
     </w:p>
     <w:p>
@@ -269,60 +325,30 @@
       </w:pPr>
       <w:r>
         <w:rPr/>
-        <w:t xml:space="preserve">It </w:t>
-      </w:r>
-      <w:r>
-        <w:rPr/>
-        <w:t>is important</w:t>
-      </w:r>
-      <w:r>
-        <w:rPr/>
-        <w:t xml:space="preserve"> to </w:t>
-      </w:r>
-      <w:r>
-        <w:rPr/>
-        <w:t>remember</w:t>
-      </w:r>
-      <w:r>
-        <w:rPr/>
-        <w:t xml:space="preserve"> that</w:t>
-      </w:r>
-      <w:r>
-        <w:rPr/>
-        <w:t xml:space="preserve"> </w:t>
-      </w:r>
-      <w:r>
-        <w:rPr/>
-        <w:t xml:space="preserve">space exploration rovers </w:t>
-      </w:r>
-      <w:r>
-        <w:rPr/>
-        <w:t>represent</w:t>
-      </w:r>
-      <w:r>
-        <w:rPr/>
-        <w:t xml:space="preserve"> the highly </w:t>
-      </w:r>
-      <w:r>
-        <w:rPr/>
-        <w:t>realibe</w:t>
-      </w:r>
-      <w:r>
-        <w:rPr/>
-        <w:t xml:space="preserve">, long </w:t>
-      </w:r>
-      <w:r>
-        <w:rPr/>
-        <w:t>endurance</w:t>
-      </w:r>
-      <w:r>
-        <w:rPr/>
-        <w:t xml:space="preserve"> inverse </w:t>
-      </w:r>
-      <w:r>
-        <w:rPr/>
-        <w:t>to the growing pains of the earth-bound systems.</w:t>
-      </w:r>
+        <w:t xml:space="preserve">The iRobot Roomba open interface is available as a ROS package. </w:t>
+      </w:r>
+      <w:r>
+        <w:rPr/>
+        <w:t xml:space="preserve">Allows for integration of algorithms onto commercially available Roomba hardware and software. </w:t>
+      </w:r>
+      <w:hyperlink r:id="R1863c45eed1a4c0d">
+        <w:r>
+          <w:rPr>
+            <w:rStyle w:val="Hyperlink"/>
+            <w:rFonts w:ascii="Aptos" w:hAnsi="Aptos" w:eastAsia="Aptos" w:cs="Aptos"/>
+            <w:noProof w:val="0"/>
+            <w:sz w:val="24"/>
+            <w:szCs w:val="24"/>
+            <w:lang w:val="en-US"/>
+          </w:rPr>
+          <w:t>roomba_500_series - ROS Wiki</w:t>
+        </w:r>
+      </w:hyperlink>
+    </w:p>
+    <w:p>
+      <w:pPr>
+        <w:pStyle w:val="Normal"/>
+      </w:pPr>
     </w:p>
     <w:p>
       <w:r>
